--- a/document-templates/shared/06_Processing_Consent_Letter_EXAMPLE.docx
+++ b/document-templates/shared/06_Processing_Consent_Letter_EXAMPLE.docx
@@ -11,6 +11,8 @@
           <w:rFonts w:ascii="Arial" w:cs="Arial" w:eastAsia="Arial" w:hAnsi="Arial"/>
           <w:b/>
           <w:bCs/>
+          <w:color w:val="1F3864"/>
+          <w:sz w:val="32"/>
         </w:rPr>
         <w:t xml:space="preserve">Consent Letter — Application Processing Undertaking</w:t>
       </w:r>
@@ -150,6 +152,9 @@
       <w:r>
         <w:rPr>
           <w:rFonts w:ascii="Arial" w:cs="Arial" w:eastAsia="Arial" w:hAnsi="Arial"/>
+          <w:b/>
+          <w:color w:val="1F3864"/>
+          <w:sz w:val="26"/>
         </w:rPr>
         <w:t xml:space="preserve">1. Residence During Processing</w:t>
       </w:r>
@@ -184,6 +189,9 @@
       <w:r>
         <w:rPr>
           <w:rFonts w:ascii="Arial" w:cs="Arial" w:eastAsia="Arial" w:hAnsi="Arial"/>
+          <w:b/>
+          <w:color w:val="1F3864"/>
+          <w:sz w:val="26"/>
         </w:rPr>
         <w:t xml:space="preserve">2. Availability</w:t>
       </w:r>
@@ -206,6 +214,9 @@
       <w:r>
         <w:rPr>
           <w:rFonts w:ascii="Arial" w:cs="Arial" w:eastAsia="Arial" w:hAnsi="Arial"/>
+          <w:b/>
+          <w:color w:val="1F3864"/>
+          <w:sz w:val="26"/>
         </w:rPr>
         <w:t xml:space="preserve">3. Timeline</w:t>
       </w:r>
@@ -228,6 +239,9 @@
       <w:r>
         <w:rPr>
           <w:rFonts w:ascii="Arial" w:cs="Arial" w:eastAsia="Arial" w:hAnsi="Arial"/>
+          <w:b/>
+          <w:color w:val="1F3864"/>
+          <w:sz w:val="26"/>
         </w:rPr>
         <w:t xml:space="preserve">4. Communication</w:t>
       </w:r>
@@ -250,6 +264,9 @@
       <w:r>
         <w:rPr>
           <w:rFonts w:ascii="Arial" w:cs="Arial" w:eastAsia="Arial" w:hAnsi="Arial"/>
+          <w:b/>
+          <w:color w:val="1F3864"/>
+          <w:sz w:val="26"/>
         </w:rPr>
         <w:t xml:space="preserve">5. Declaration</w:t>
       </w:r>
